--- a/docs/capacitacion/guion youtube/video-5-activacion-capas-y-aprendizaje.docx
+++ b/docs/capacitacion/guion youtube/video-5-activacion-capas-y-aprendizaje.docx
@@ -25,7 +25,7 @@
         <w:rPr>
           <w:i/>
         </w:rPr>
-        <w:t>3,637 palabras, unos 20.8 min de habla</w:t>
+        <w:t>3,299 palabras, unos 18.9 min de habla</w:t>
       </w:r>
     </w:p>
     <w:p>
@@ -81,7 +81,7 @@
     </w:p>
     <w:p>
       <w:r>
-        <w:t>Entonces, en resumen: los pesos deciden a qué se fija cada neurona, el sesgo decide qué tan exigente es, y la activación hace que la red pueda representar cosas que no son simples proporciones. Con esas tres ideas se entiende una neurona completa.</w:t>
+        <w:t>En conjunto: los pesos fijan a qué atiende cada neurona, el sesgo cuánta exigencia tiene, y la activación permite que la red represente algo más que simples proporciones. Con esas tres ideas queda completa la neurona.</w:t>
       </w:r>
     </w:p>
     <w:p>
@@ -132,12 +132,12 @@
     </w:p>
     <w:p>
       <w:r>
-        <w:t>Una comparación con el cerebro conviene tomarla con cautela. El concepto nació de la idea de que las neuronas biológicas reciben señales, las ponderan y se activan según el total, pero una neurona artificial es mucho más simple que una biológica, y la red completa no funciona como un cerebro. Lo útil de la analogía son las muchas unidades simples que, en capas, producen comportamientos complejos. Sería un error pensar que, por llamarse neuronal, la red piensa o comprende.</w:t>
+        <w:t>Una comparación con el cerebro conviene tomarla con cautela. El concepto nació de la idea de que las neuronas biológicas reciben señales, las ponderan y se activan según el total, pero una neurona artificial es mucho más simple, y la red completa no funciona como un cerebro. Lo útil de la analogía son las muchas unidades simples que, en capas, producen comportamientos complejos. Aunque se llame neuronal, la red no piensa ni comprende.</w:t>
       </w:r>
     </w:p>
     <w:p>
       <w:r>
-        <w:t>Para resumir: una red neuronal es una cadena de capas. Cada capa toma números, los combina con pesos, aplica una pequeña no linealidad y pasa el resultado a la siguiente. Los pesos son lo que la red sabe. Falta ver cómo conseguir que esos pesos tomen valores útiles.</w:t>
+        <w:t>Dicho en corto, una red neuronal es una cadena de capas. Cada capa toma números, los combina con pesos, aplica una pequeña no linealidad y pasa el resultado a la siguiente. Los pesos son lo que la red sabe, y falta ver cómo lograr que tomen valores útiles.</w:t>
       </w:r>
     </w:p>
     <w:p>
@@ -244,7 +244,7 @@
     </w:p>
     <w:p>
       <w:r>
-        <w:t>La segunda neurona tiene los pesos uno y menos uno, y sesgo cero. Multiplica uno por uno, dos por menos uno, suma, y da menos uno. Es negativo, y la activación lo convierte en cero. Esta neurona queda apagada.</w:t>
+        <w:t>La segunda neurona tiene los pesos uno y menos uno, y sesgo cero. Multiplica uno por uno, dos por menos uno, suma, y da menos uno. Al ser negativo, la activación lo deja en cero y la neurona queda apagada.</w:t>
       </w:r>
     </w:p>
     <w:p>
@@ -305,12 +305,12 @@
     </w:p>
     <w:p>
       <w:r>
-        <w:t>También es verdad que más capas no siempre es mejor. Cada capa agrega pesos que ajustar, y una red muy profunda con pocos ejemplos puede aprender de memoria en lugar de generalizar. Hay un equilibrio, y encontrarlo es parte del diseño. Por eso se parte de arquitecturas probadas en problemas parecidos, en lugar de inventar la estructura desde cero.</w:t>
+        <w:t>También es verdad que más capas no siempre es mejor. Cada capa agrega pesos que ajustar, y una red muy profunda con pocos ejemplos puede aprender de memoria en lugar de generalizar. Hay un equilibrio, y encontrarlo es parte del diseño.</w:t>
       </w:r>
     </w:p>
     <w:p>
       <w:r>
-        <w:t>En resumen: la profundidad permite construir ideas complejas a partir de ideas simples, y ese es el motivo por el que el aprendizaje profundo funciona tan bien con datos que tienen estructura, como las imágenes.</w:t>
+        <w:t>Dicho de otro modo, la profundidad permite construir ideas complejas a partir de ideas más simples, y por eso el aprendizaje profundo funciona tan bien con datos que tienen estructura, como las imágenes.</w:t>
       </w:r>
     </w:p>
     <w:p>
@@ -346,12 +346,12 @@
     </w:p>
     <w:p>
       <w:r>
-        <w:t>Antes de entrenar, los pesos son arbitrarios. Si le damos una imagen, la red responde, pero la respuesta es casi aleatoria: con una imagen de cientos de espermatozoides podría marcar regiones al azar. Para mejorar, la red necesita saber cuánto se equivocó. Esa medida se llama función de pérdida, un número que resume la distancia entre lo que la red predijo y lo que debió predecir. Si marca justo los espermatozoides que las personas marcaron, la pérdida es pequeña; si marca otras cosas o se le escapa mucho, es grande. La pérdida solo tiene que cumplir dos condiciones: ser más baja mientras mejor sea la predicción y poder calcularse de forma automática.</w:t>
+        <w:t>Para mejorar, la red necesita saber cuánto se equivocó. Esa medida se llama función de pérdida, un número que resume la distancia entre lo que la red predijo y lo que debió predecir. Si marca justo los espermatozoides que las personas marcaron, la pérdida es pequeña; si marca otras cosas o se le escapa mucho, es grande.</w:t>
       </w:r>
     </w:p>
     <w:p>
       <w:r>
-        <w:t>Las respuestas correctas no las da la red ni el desarrollador: las dan las personas. Alguien tuvo que mirar cada imagen de entrenamiento y marcar con un contorno cada espermatozoide. A ese trabajo se le llama anotación o etiquetado, y es la fuente de lo que el modelo aprende. En nuestro caso, se hizo con una herramienta llamada CVAT. El modelo solo puede aprender a reproducir lo que las personas marcaron. Si las marcas tienen errores, aprende los errores; si siguen un criterio, aprende ese criterio. Un modelo es, en cierto sentido, un espejo comprimido de las anotaciones.</w:t>
+        <w:t>Las respuestas correctas las ponen las personas, que marcan con un contorno cada espermatozoide de las imágenes de entrenamiento. A ese trabajo se le llama anotación, y de ahí aprende el modelo. Más adelante vemos cómo se hace.</w:t>
       </w:r>
     </w:p>
     <w:p>
@@ -407,7 +407,7 @@
     </w:p>
     <w:p>
       <w:r>
-        <w:t>Como el punto de partida es al azar, dos entrenamientos de la misma red con los mismos datos no dan exactamente el mismo resultado. Son parecidos, con una calidad comparable, pero no idénticos. Hay una forma de controlar esto, que consiste en fijar la semilla del generador de números al azar, de modo que siempre se obtengan los mismos valores iniciales, y por eso en un cuaderno bien documentado se anota esa semilla.</w:t>
+        <w:t>Como el punto de partida es al azar, dos entrenamientos de la misma red con los mismos datos no dan exactamente el mismo resultado: son parecidos, pero no idénticos. Más adelante vemos cómo controlar ese azar.</w:t>
       </w:r>
     </w:p>
     <w:p>
@@ -473,7 +473,7 @@
     </w:p>
     <w:p>
       <w:r>
-        <w:t>Es una buena razón para recordar que los modelos no son neutros. Reflejan las decisiones de quienes los enseñaron.</w:t>
+        <w:t>Un modelo es, en cierto sentido, un espejo comprimido de sus anotaciones: refleja las decisiones de quienes lo enseñaron.</w:t>
       </w:r>
     </w:p>
     <w:p>
@@ -524,7 +524,7 @@
     </w:p>
     <w:p>
       <w:r>
-        <w:t>Esto explica por qué la calidad de las anotaciones pesa tanto. En el aprendizaje supervisado, las respuestas son la fuente de todo lo que la red aprende. Si son buenas, la red puede ser buena. Si no lo son, no hay entrenamiento que lo compense.</w:t>
+        <w:t>Aquí las respuestas son la fuente de todo lo que la red aprende. Si son buenas, la red puede ser buena, y si no lo son, ningún entrenamiento lo compensa.</w:t>
       </w:r>
     </w:p>
     <w:p>
@@ -570,12 +570,12 @@
     </w:p>
     <w:p>
       <w:r>
-        <w:t>La pérdida nos dice qué tan bien se ajusta la red a las respuestas que le dimos, no qué tan bien entiende el problema. Si las respuestas contienen errores, la red aprende a reproducirlos, y la pérdida puede ser muy baja a pesar de eso. Por eso es tan importante el trabajo de las personas que anotan las imágenes. Su cuidado y su criterio se convierten en el límite de lo que la red puede aprender.</w:t>
+        <w:t>Ojo: la pérdida mide qué tanto se parece lo que hizo la red a las respuestas que le dimos, no qué tanto entiende el problema. Si esas respuestas traen errores, la red los aprende y la pérdida aun así puede salir muy baja.</w:t>
       </w:r>
     </w:p>
     <w:p>
       <w:r>
-        <w:t>Durante el entrenamiento, normalmente se ve una gráfica de la pérdida a lo largo del tiempo. Al principio es alta y baja deprisa. Después baja cada vez más despacio, y se estabiliza. Esa gráfica es una de las formas de saber si el entrenamiento va bien. En el siguiente video vemos cómo se ajustan los pesos.</w:t>
+        <w:t>Esa pérdida se vigila durante todo el entrenamiento. En el siguiente video vemos cómo se ajustan los pesos.</w:t>
       </w:r>
     </w:p>
     <w:sectPr>

--- a/docs/capacitacion/guion youtube/video-5-activacion-capas-y-aprendizaje.docx
+++ b/docs/capacitacion/guion youtube/video-5-activacion-capas-y-aprendizaje.docx
@@ -12,7 +12,7 @@
     </w:p>
     <w:p>
       <w:r>
-        <w:t>Image Bio Pro · Sesión 1 · Capacitación en video</w:t>
+        <w:t>Image Bio Pro · Módulo 1 · Capacitación en video</w:t>
       </w:r>
     </w:p>
     <w:p>
@@ -412,7 +412,7 @@
     </w:p>
     <w:p>
       <w:r>
-        <w:t>Otro detalle es que no empezar de cero cambia mucho. Si en lugar de pesos al azar se parte de pesos que ya vienen de un entrenamiento anterior, la red ya sabe hacer algunas cosas útiles desde el primer momento. Es una técnica que se usa mucho y de la que hablaremos en la siguiente sesión.</w:t>
+        <w:t>Otro detalle es que no empezar de cero cambia mucho. Si en lugar de pesos al azar se parte de pesos que ya vienen de un entrenamiento anterior, la red ya sabe hacer algunas cosas útiles desde el primer momento. Es una técnica que se usa mucho y de la que hablaremos en el siguiente módulo.</w:t>
       </w:r>
     </w:p>
     <w:p>
@@ -458,7 +458,7 @@
     </w:p>
     <w:p>
       <w:r>
-        <w:t>Es útil recordar las cantidades. Cada imagen tiene del orden de ciento cincuenta cabezas, así que anotar una imagen son ciento cincuenta contornos. Con diez imágenes, ya son más de mil quinientos. Parece mucho trabajo, pero es muy poco frente a los millones de ejemplos que necesitaría una red entrenada desde cero. Y hay una forma de ahorrar ejemplos de la que hablaremos en la siguiente sesión.</w:t>
+        <w:t>Es útil recordar las cantidades. Cada imagen tiene del orden de ciento cincuenta cabezas, así que anotar una imagen son ciento cincuenta contornos. Con diez imágenes, ya son más de mil quinientos. Parece mucho trabajo, pero es muy poco frente a los millones de ejemplos que necesitaría una red entrenada desde cero. Y hay una forma de ahorrar ejemplos de la que hablaremos en el siguiente módulo.</w:t>
       </w:r>
     </w:p>
     <w:p>

--- a/docs/capacitacion/guion youtube/video-5-activacion-capas-y-aprendizaje.docx
+++ b/docs/capacitacion/guion youtube/video-5-activacion-capas-y-aprendizaje.docx
@@ -12,7 +12,7 @@
     </w:p>
     <w:p>
       <w:r>
-        <w:t>Image Bio Pro · Módulo 1 · Capacitación en video</w:t>
+        <w:t>BioImage-Repro UAM · Módulo 1 · Capacitación en video</w:t>
       </w:r>
     </w:p>
     <w:p>
